--- a/Liste de Références.docx
+++ b/Liste de Références.docx
@@ -29,14 +29,7 @@
           <w:rFonts w:ascii="Times New Roman" w:hAnsi="Times New Roman" w:cs="Times New Roman"/>
           <w:lang w:val="en-CA"/>
         </w:rPr>
-        <w:t xml:space="preserve"> version 3.14</w:t>
-      </w:r>
-      <w:r>
-        <w:rPr>
-          <w:rFonts w:ascii="Times New Roman" w:hAnsi="Times New Roman" w:cs="Times New Roman"/>
-          <w:lang w:val="en-CA"/>
-        </w:rPr>
-        <w:t xml:space="preserve">, </w:t>
+        <w:t xml:space="preserve"> version 3.14, </w:t>
       </w:r>
       <w:proofErr w:type="spellStart"/>
       <w:r>
@@ -85,7 +78,7 @@
       <w:r>
         <w:rPr>
           <w:rFonts w:ascii="Times New Roman" w:hAnsi="Times New Roman" w:cs="Times New Roman"/>
-          <w:lang w:val="en-CA"/>
+          <w:lang w:val="fr-CA"/>
         </w:rPr>
         <w:t xml:space="preserve">RICHARDSON, Leonard. </w:t>
       </w:r>
@@ -112,28 +105,7 @@
           <w:rFonts w:ascii="Times New Roman" w:hAnsi="Times New Roman" w:cs="Times New Roman"/>
           <w:lang w:val="fr-CA"/>
         </w:rPr>
-        <w:t xml:space="preserve">, version </w:t>
-      </w:r>
-      <w:r>
-        <w:rPr>
-          <w:rFonts w:ascii="Times New Roman" w:hAnsi="Times New Roman" w:cs="Times New Roman"/>
-          <w:lang w:val="fr-CA"/>
-        </w:rPr>
-        <w:t>4.14.3</w:t>
-      </w:r>
-      <w:r>
-        <w:rPr>
-          <w:rFonts w:ascii="Times New Roman" w:hAnsi="Times New Roman" w:cs="Times New Roman"/>
-          <w:lang w:val="fr-CA"/>
-        </w:rPr>
-        <w:t xml:space="preserve">, logiciel, </w:t>
-      </w:r>
-      <w:r>
-        <w:rPr>
-          <w:rFonts w:ascii="Times New Roman" w:hAnsi="Times New Roman" w:cs="Times New Roman"/>
-          <w:lang w:val="fr-CA"/>
-        </w:rPr>
-        <w:t>[</w:t>
+        <w:t>, version 4.14.3, logiciel, [</w:t>
       </w:r>
       <w:proofErr w:type="spellStart"/>
       <w:r>
@@ -163,14 +135,7 @@
           <w:rFonts w:ascii="Times New Roman" w:hAnsi="Times New Roman" w:cs="Times New Roman"/>
           <w:lang w:val="fr-CA"/>
         </w:rPr>
-        <w:t>]</w:t>
-      </w:r>
-      <w:r>
-        <w:rPr>
-          <w:rFonts w:ascii="Times New Roman" w:hAnsi="Times New Roman" w:cs="Times New Roman"/>
-          <w:lang w:val="fr-CA"/>
-        </w:rPr>
-        <w:t>, 2025.</w:t>
+        <w:t>], 2025.</w:t>
       </w:r>
     </w:p>
     <w:p>
@@ -405,6 +370,88 @@
         </w:rPr>
         <w:t>6.</w:t>
       </w:r>
+    </w:p>
+    <w:p>
+      <w:pPr>
+        <w:rPr>
+          <w:rFonts w:ascii="Times New Roman" w:hAnsi="Times New Roman" w:cs="Times New Roman"/>
+          <w:lang w:val="fr-CA"/>
+        </w:rPr>
+      </w:pPr>
+      <w:proofErr w:type="spellStart"/>
+      <w:r>
+        <w:rPr>
+          <w:rFonts w:ascii="Times New Roman" w:hAnsi="Times New Roman" w:cs="Times New Roman"/>
+          <w:u w:val="single"/>
+          <w:lang w:val="fr-CA"/>
+        </w:rPr>
+        <w:t>PyCharm</w:t>
+      </w:r>
+      <w:proofErr w:type="spellEnd"/>
+      <w:r>
+        <w:rPr>
+          <w:rFonts w:ascii="Times New Roman" w:hAnsi="Times New Roman" w:cs="Times New Roman"/>
+          <w:lang w:val="fr-CA"/>
+        </w:rPr>
+        <w:t xml:space="preserve">, version </w:t>
+      </w:r>
+      <w:r>
+        <w:rPr>
+          <w:rFonts w:ascii="Times New Roman" w:hAnsi="Times New Roman" w:cs="Times New Roman"/>
+          <w:lang w:val="fr-CA"/>
+        </w:rPr>
+        <w:t>2026.1.1</w:t>
+      </w:r>
+      <w:r>
+        <w:rPr>
+          <w:rFonts w:ascii="Times New Roman" w:hAnsi="Times New Roman" w:cs="Times New Roman"/>
+          <w:lang w:val="fr-CA"/>
+        </w:rPr>
+        <w:t xml:space="preserve">, </w:t>
+      </w:r>
+      <w:r>
+        <w:rPr>
+          <w:rFonts w:ascii="Times New Roman" w:hAnsi="Times New Roman" w:cs="Times New Roman"/>
+          <w:lang w:val="fr-CA"/>
+        </w:rPr>
+        <w:t>logiciel,</w:t>
+      </w:r>
+      <w:r>
+        <w:rPr>
+          <w:rFonts w:ascii="Times New Roman" w:hAnsi="Times New Roman" w:cs="Times New Roman"/>
+          <w:lang w:val="fr-CA"/>
+        </w:rPr>
+        <w:t xml:space="preserve"> </w:t>
+      </w:r>
+      <w:r>
+        <w:rPr>
+          <w:rFonts w:ascii="Times New Roman" w:hAnsi="Times New Roman" w:cs="Times New Roman"/>
+          <w:lang w:val="fr-CA"/>
+        </w:rPr>
+        <w:t>JetBrains S.R.O</w:t>
+      </w:r>
+      <w:r>
+        <w:rPr>
+          <w:rFonts w:ascii="Times New Roman" w:hAnsi="Times New Roman" w:cs="Times New Roman"/>
+          <w:lang w:val="fr-CA"/>
+        </w:rPr>
+        <w:t>, 202</w:t>
+      </w:r>
+      <w:r>
+        <w:rPr>
+          <w:rFonts w:ascii="Times New Roman" w:hAnsi="Times New Roman" w:cs="Times New Roman"/>
+          <w:lang w:val="fr-CA"/>
+        </w:rPr>
+        <w:t>6.</w:t>
+      </w:r>
+    </w:p>
+    <w:p>
+      <w:pPr>
+        <w:rPr>
+          <w:rFonts w:ascii="Times New Roman" w:hAnsi="Times New Roman" w:cs="Times New Roman"/>
+          <w:lang w:val="fr-CA"/>
+        </w:rPr>
+      </w:pPr>
     </w:p>
     <w:sectPr>
       <w:pgSz w:w="12240" w:h="15840"/>
